--- a/src/lib/documents/templates/iio1_kafolat.docx
+++ b/src/lib/documents/templates/iio1_kafolat.docx
@@ -158,7 +158,7 @@
                 <w:szCs w:val="24"/>
                 <w:lang w:val="en-US"/>
               </w:rPr>
-              <w:softHyphen/>
+              <w:t xml:space="preserve"/>
             </w:r>
             <w:r>
               <w:rPr>
@@ -167,9 +167,19 @@
                 <w:szCs w:val="24"/>
                 <w:lang w:val="en-US"/>
               </w:rPr>
-              <w:softHyphen/>
               <w:t xml:space="preserve"/>
             </w:r>
+            <w:proofErr w:type="spellStart"/>
+            <w:r>
+              <w:rPr>
+                <w:rFonts w:ascii="Times New Roman" w:hAnsi="Times New Roman" w:cs="Times New Roman"/>
+                <w:sz w:val="24"/>
+                <w:szCs w:val="24"/>
+                <w:lang w:val="en-US"/>
+              </w:rPr>
+              <w:t xml:space="preserve"/>
+            </w:r>
+            <w:proofErr w:type="spellEnd"/>
           </w:p>
         </w:tc>
         <w:tc>
@@ -531,7 +541,6 @@
         </w:rPr>
         <w:t xml:space="preserve"> </w:t>
       </w:r>
-      <w:proofErr w:type="spellStart"/>
       <w:r>
         <w:rPr>
           <w:rFonts w:ascii="Times New Roman" w:hAnsi="Times New Roman" w:cs="Times New Roman"/>
@@ -541,7 +550,6 @@
         </w:rPr>
         <w:t xml:space="preserve">{{citizenship}}</w:t>
       </w:r>
-      <w:proofErr w:type="spellEnd"/>
       <w:r>
         <w:rPr>
           <w:rFonts w:ascii="Times New Roman" w:hAnsi="Times New Roman" w:cs="Times New Roman"/>
@@ -1730,6 +1738,26 @@
               <w:t xml:space="preserve"/>
             </w:r>
             <w:proofErr w:type="spellEnd"/>
+            <w:r>
+              <w:rPr>
+                <w:rFonts w:ascii="Times New Roman" w:hAnsi="Times New Roman" w:cs="Times New Roman"/>
+                <w:sz w:val="20"/>
+                <w:szCs w:val="20"/>
+                <w:lang w:val="en-US"/>
+              </w:rPr>
+              <w:t xml:space="preserve"/>
+            </w:r>
+            <w:proofErr w:type="spellStart"/>
+            <w:r>
+              <w:rPr>
+                <w:rFonts w:ascii="Times New Roman" w:hAnsi="Times New Roman" w:cs="Times New Roman"/>
+                <w:sz w:val="20"/>
+                <w:szCs w:val="20"/>
+                <w:lang w:val="en-US"/>
+              </w:rPr>
+              <w:t xml:space="preserve"/>
+            </w:r>
+            <w:proofErr w:type="spellEnd"/>
           </w:p>
         </w:tc>
         <w:tc>
@@ -1766,6 +1794,7 @@
                 <w:lang w:val="en-US"/>
               </w:rPr>
             </w:pPr>
+            <w:proofErr w:type="spellStart"/>
             <w:r>
               <w:rPr>
                 <w:rFonts w:ascii="Times New Roman" w:hAnsi="Times New Roman" w:cs="Times New Roman"/>
@@ -1775,6 +1804,9 @@
               </w:rPr>
               <w:t xml:space="preserve">{{birthplace}}</w:t>
             </w:r>
+            <w:bookmarkStart w:id="0" w:name="_GoBack"/>
+            <w:bookmarkEnd w:id="0"/>
+            <w:proofErr w:type="spellEnd"/>
           </w:p>
         </w:tc>
         <w:tc>
@@ -1791,17 +1823,15 @@
                 <w:lang w:val="en-US"/>
               </w:rPr>
             </w:pPr>
-            <w:proofErr w:type="spellStart"/>
-            <w:r>
-              <w:rPr>
-                <w:rFonts w:ascii="Times New Roman" w:hAnsi="Times New Roman" w:cs="Times New Roman"/>
-                <w:sz w:val="20"/>
-                <w:szCs w:val="20"/>
+            <w:r>
+              <w:rPr>
+                <w:rFonts w:ascii="Times New Roman" w:hAnsi="Times New Roman" w:cs="Times New Roman"/>
+                <w:sz w:val="24"/>
+                <w:szCs w:val="24"/>
                 <w:lang w:val="en-US"/>
               </w:rPr>
               <w:t xml:space="preserve">{{citizenship}}</w:t>
             </w:r>
-            <w:proofErr w:type="spellEnd"/>
           </w:p>
         </w:tc>
         <w:tc>
@@ -2069,8 +2099,6 @@
           <w:lang w:val="en-US"/>
         </w:rPr>
       </w:pPr>
-      <w:bookmarkStart w:id="0" w:name="_GoBack"/>
-      <w:bookmarkEnd w:id="0"/>
     </w:p>
     <w:tbl>
       <w:tblPr>
@@ -3155,7 +3183,7 @@
 </file>
 
 <file path=customXml/itemProps1.xml><?xml version="1.0" encoding="utf-8"?>
-<ds:datastoreItem xmlns:ds="http://schemas.openxmlformats.org/officeDocument/2006/customXml" ds:itemID="{36942DCE-D319-4E54-A4CC-64B4F2FB03F9}">
+<ds:datastoreItem xmlns:ds="http://schemas.openxmlformats.org/officeDocument/2006/customXml" ds:itemID="{A130E47A-3BB4-4485-9A89-F7899295EA29}">
   <ds:schemaRefs>
     <ds:schemaRef ds:uri="http://schemas.openxmlformats.org/officeDocument/2006/bibliography"/>
   </ds:schemaRefs>

--- a/src/lib/documents/templates/iio1_kafolat.docx
+++ b/src/lib/documents/templates/iio1_kafolat.docx
@@ -2226,10 +2226,11 @@
       </w:r>
     </w:p>
     <w:sectPr>
-      <w:headerReference w:type="default" r:id="rId7"/>
+      <w:headerReference w:type="first" r:id="rId7"/>
       <w:pgSz w:w="11906" w:h="16838"/>
-      <w:pgMar w:top="1134" w:right="850" w:bottom="1134" w:left="1701" w:header="708" w:footer="708" w:gutter="0"/>
+      <w:pgMar w:top="1134" w:right="850" w:bottom="1134" w:left="1701" w:header="0" w:footer="708" w:gutter="0"/>
       <w:cols w:space="708"/>
+      <w:titlePg/>
       <w:docGrid w:linePitch="360"/>
     </w:sectPr>
   </w:body>
@@ -2287,37 +2288,21 @@
 </file>
 
 <file path=word/header1.xml><?xml version="1.0" encoding="utf-8"?>
-<w:hdr xmlns:wpc="http://schemas.microsoft.com/office/word/2010/wordprocessingCanvas" xmlns:mc="http://schemas.openxmlformats.org/markup-compatibility/2006" xmlns:o="urn:schemas-microsoft-com:office:office" xmlns:r="http://schemas.openxmlformats.org/officeDocument/2006/relationships" xmlns:m="http://schemas.openxmlformats.org/officeDocument/2006/math" xmlns:v="urn:schemas-microsoft-com:vml" xmlns:wp14="http://schemas.microsoft.com/office/word/2010/wordprocessingDrawing" xmlns:wp="http://schemas.openxmlformats.org/drawingml/2006/wordprocessingDrawing" xmlns:w10="urn:schemas-microsoft-com:office:word" xmlns:w="http://schemas.openxmlformats.org/wordprocessingml/2006/main" xmlns:w14="http://schemas.microsoft.com/office/word/2010/wordml" xmlns:w15="http://schemas.microsoft.com/office/word/2012/wordml" xmlns:wpg="http://schemas.microsoft.com/office/word/2010/wordprocessingGroup" xmlns:wpi="http://schemas.microsoft.com/office/word/2010/wordprocessingInk" xmlns:wne="http://schemas.microsoft.com/office/word/2006/wordml" xmlns:wps="http://schemas.microsoft.com/office/word/2010/wordprocessingShape" mc:Ignorable="w14 w15 wp14">
+<w:hdr xmlns:w="http://schemas.openxmlformats.org/wordprocessingml/2006/main" xmlns:r="http://schemas.openxmlformats.org/officeDocument/2006/relationships" xmlns:wp="http://schemas.openxmlformats.org/drawingml/2006/wordprocessingDrawing">
   <w:p>
     <w:pPr>
-      <w:pStyle w:val="a3"/>
+      <w:spacing w:before="0" w:after="120" w:line="240" w:lineRule="auto"/>
+      <w:ind w:left="-1701" w:right="-850"/>
     </w:pPr>
     <w:r>
       <w:rPr>
         <w:noProof/>
-        <w:lang w:eastAsia="ru-RU"/>
       </w:rPr>
       <w:drawing>
-        <wp:anchor distT="0" distB="0" distL="114300" distR="114300" simplePos="0" relativeHeight="251658240" behindDoc="1" locked="0" layoutInCell="1" allowOverlap="1" wp14:anchorId="600EA1B9" wp14:editId="2C5F2F4B">
-          <wp:simplePos x="0" y="0"/>
-          <wp:positionH relativeFrom="page">
-            <wp:align>left</wp:align>
-          </wp:positionH>
-          <wp:positionV relativeFrom="paragraph">
-            <wp:posOffset>-449580</wp:posOffset>
-          </wp:positionV>
-          <wp:extent cx="7555865" cy="2314575"/>
-          <wp:effectExtent l="0" t="0" r="6985" b="9525"/>
-          <wp:wrapTight wrapText="bothSides">
-            <wp:wrapPolygon edited="0">
-              <wp:start x="0" y="0"/>
-              <wp:lineTo x="0" y="21511"/>
-              <wp:lineTo x="21566" y="21511"/>
-              <wp:lineTo x="21566" y="0"/>
-              <wp:lineTo x="0" y="0"/>
-            </wp:wrapPolygon>
-          </wp:wrapTight>
-          <wp:docPr id="2" name="Рисунок 2"/>
+        <wp:inline distT="0" distB="0" distL="0" distR="0">
+          <wp:extent cx="7560310" cy="2317174"/>
+          <wp:effectExtent l="0" t="0" r="0" b="0"/>
+          <wp:docPr id="1" name="Banner"/>
           <wp:cNvGraphicFramePr>
             <a:graphicFrameLocks xmlns:a="http://schemas.openxmlformats.org/drawingml/2006/main" noChangeAspect="1"/>
           </wp:cNvGraphicFramePr>
@@ -2343,7 +2328,7 @@
                 <pic:spPr>
                   <a:xfrm>
                     <a:off x="0" y="0"/>
-                    <a:ext cx="7555865" cy="2314575"/>
+                    <a:ext cx="7560310" cy="2317174"/>
                   </a:xfrm>
                   <a:prstGeom prst="rect">
                     <a:avLst/>
@@ -2352,13 +2337,7 @@
               </pic:pic>
             </a:graphicData>
           </a:graphic>
-          <wp14:sizeRelH relativeFrom="margin">
-            <wp14:pctWidth>0</wp14:pctWidth>
-          </wp14:sizeRelH>
-          <wp14:sizeRelV relativeFrom="margin">
-            <wp14:pctHeight>0</wp14:pctHeight>
-          </wp14:sizeRelV>
-        </wp:anchor>
+        </wp:inline>
       </w:drawing>
     </w:r>
   </w:p>
